--- a/server/app/static/templates/modern.docx
+++ b/server/app/static/templates/modern.docx
@@ -51,7 +51,7 @@
     </w:p>
     <w:p>
       <w:r>
-        <w:t>{{ item.location }} | {{ item.start_date }} - {{ item.end_date }}</w:t>
+        <w:t>{% if item.start_date or item.end_date %}{{ item.start_date }}{% if item.start_date and item.end_date %} - {% endif %}{{ item.end_date }}{% endif %}</w:t>
       </w:r>
     </w:p>
     <w:p>

--- a/server/app/static/templates/modern.docx
+++ b/server/app/static/templates/modern.docx
@@ -1,100 +1,541 @@
 
 <file path=word/document.xml><?xml version="1.0" encoding="utf-8"?>
-<w:document xmlns:wpc="http://schemas.microsoft.com/office/word/2010/wordprocessingCanvas" xmlns:mo="http://schemas.microsoft.com/office/mac/office/2008/main" xmlns:mc="http://schemas.openxmlformats.org/markup-compatibility/2006" xmlns:mv="urn:schemas-microsoft-com:mac:vml" xmlns:o="urn:schemas-microsoft-com:office:office" xmlns:r="http://schemas.openxmlformats.org/officeDocument/2006/relationships" xmlns:m="http://schemas.openxmlformats.org/officeDocument/2006/math" xmlns:v="urn:schemas-microsoft-com:vml" xmlns:wp14="http://schemas.microsoft.com/office/word/2010/wordprocessingDrawing" xmlns:wp="http://schemas.openxmlformats.org/drawingml/2006/wordprocessingDrawing" xmlns:w10="urn:schemas-microsoft-com:office:word" xmlns:w="http://schemas.openxmlformats.org/wordprocessingml/2006/main" xmlns:w14="http://schemas.microsoft.com/office/word/2010/wordml" xmlns:wpg="http://schemas.microsoft.com/office/word/2010/wordprocessingGroup" xmlns:wpi="http://schemas.microsoft.com/office/word/2010/wordprocessingInk" xmlns:wne="http://schemas.microsoft.com/office/word/2006/wordml" xmlns:wps="http://schemas.microsoft.com/office/word/2010/wordprocessingShape" mc:Ignorable="w14 wp14">
+<w:document xmlns:mc="http://schemas.openxmlformats.org/markup-compatibility/2006" xmlns:o="urn:schemas-microsoft-com:office:office" xmlns:r="http://schemas.openxmlformats.org/officeDocument/2006/relationships" xmlns:m="http://schemas.openxmlformats.org/officeDocument/2006/math" xmlns:v="urn:schemas-microsoft-com:vml" xmlns:wp="http://schemas.openxmlformats.org/drawingml/2006/wordprocessingDrawing" xmlns:w10="urn:schemas-microsoft-com:office:word" xmlns:w="http://schemas.openxmlformats.org/wordprocessingml/2006/main" xmlns:w14="http://schemas.microsoft.com/office/word/2010/wordml" xmlns:wne="http://schemas.microsoft.com/office/word/2006/wordml" mc:Ignorable="w14">
   <w:body>
-    <w:p>
-      <w:pPr>
-        <w:pStyle w:val="Title"/>
-      </w:pPr>
-      <w:r>
-        <w:t>{{ name }}</w:t>
-      </w:r>
-    </w:p>
-    <w:p>
-      <w:r>
-        <w:t>{{ email }} | {{ phone }} | {{ location }}</w:t>
-      </w:r>
-    </w:p>
-    <w:p>
-      <w:pPr>
-        <w:pStyle w:val="Heading1"/>
-      </w:pPr>
-      <w:r>
-        <w:t>Summary</w:t>
-      </w:r>
-    </w:p>
-    <w:p>
-      <w:r>
-        <w:t>{{ summary }}</w:t>
-      </w:r>
-    </w:p>
-    <w:p>
-      <w:pPr>
-        <w:pStyle w:val="Heading1"/>
-      </w:pPr>
-      <w:r>
-        <w:t>Professional Experience</w:t>
-      </w:r>
-    </w:p>
-    <w:p>
-      <w:r>
-        <w:t>{% for item in experience %}</w:t>
-      </w:r>
-    </w:p>
-    <w:p>
-      <w:pPr>
-        <w:pStyle w:val="Heading2"/>
-      </w:pPr>
-      <w:r>
-        <w:t>{{ item.role }} @ {{ item.company }}</w:t>
-      </w:r>
-    </w:p>
-    <w:p>
-      <w:r>
-        <w:t>{% if item.start_date or item.end_date %}{{ item.start_date }}{% if item.start_date and item.end_date %} - {% endif %}{{ item.end_date }}{% endif %}</w:t>
-      </w:r>
-    </w:p>
-    <w:p>
-      <w:r>
-        <w:t>{% for bullet in item.bullets %}</w:t>
-      </w:r>
-    </w:p>
-    <w:p>
-      <w:pPr>
-        <w:pStyle w:val="ListBullet"/>
-      </w:pPr>
-      <w:r>
-        <w:t>• {{ bullet }}</w:t>
-      </w:r>
-    </w:p>
-    <w:p>
-      <w:r>
-        <w:t>{% endfor %}</w:t>
-      </w:r>
-    </w:p>
-    <w:p>
-      <w:r>
-        <w:t>{% endfor %}</w:t>
-      </w:r>
-    </w:p>
-    <w:p>
-      <w:pPr>
-        <w:pStyle w:val="Heading1"/>
-      </w:pPr>
-      <w:r>
-        <w:t>Skills</w:t>
-      </w:r>
-    </w:p>
-    <w:p>
-      <w:r>
-        <w:t>{{ skills|join(", ") }}</w:t>
-      </w:r>
-    </w:p>
+    <w:tbl>
+      <w:tblPr>
+        <w:tblW w:w="11520" w:type="dxa"/>
+        <w:tblBorders>
+          <w:top w:val="none" w:sz="0" w:space="0" w:color="auto"/>
+          <w:left w:val="none" w:sz="0" w:space="0" w:color="auto"/>
+          <w:bottom w:val="none" w:sz="0" w:space="0" w:color="auto"/>
+          <w:right w:val="none" w:sz="0" w:space="0" w:color="auto"/>
+          <w:insideH w:val="none" w:sz="0" w:space="0" w:color="auto"/>
+          <w:insideV w:val="none" w:sz="0" w:space="0" w:color="auto"/>
+        </w:tblBorders>
+        <w:tblLayout w:type="fixed"/>
+        <w:tblCellMar>
+          <w:top w:w="0" w:type="dxa"/>
+          <w:left w:w="0" w:type="dxa"/>
+          <w:bottom w:w="0" w:type="dxa"/>
+          <w:right w:w="0" w:type="dxa"/>
+        </w:tblCellMar>
+      </w:tblPr>
+      <w:tblGrid>
+        <w:gridCol w:w="3200"/>
+        <w:gridCol w:w="8320"/>
+      </w:tblGrid>
+      <w:tr>
+        <w:trPr>
+          <w:cantSplit/>
+        </w:trPr>
+        <w:tc>
+          <w:tcPr>
+            <w:tcW w:w="3200" w:type="dxa"/>
+            <w:shd w:val="clear" w:color="auto" w:fill="E8F5F3"/>
+            <w:tcBorders>
+              <w:top w:val="none" w:sz="0" w:space="0" w:color="auto"/>
+              <w:left w:val="none" w:sz="0" w:space="0" w:color="auto"/>
+              <w:bottom w:val="none" w:sz="0" w:space="0" w:color="auto"/>
+              <w:right w:val="none" w:sz="0" w:space="0" w:color="auto"/>
+              <w:insideH w:val="none" w:sz="0" w:space="0" w:color="auto"/>
+              <w:insideV w:val="none" w:sz="0" w:space="0" w:color="auto"/>
+            </w:tcBorders>
+            <w:tcMar>
+              <w:top w:w="560" w:type="dxa"/>
+              <w:left w:w="280" w:type="dxa"/>
+              <w:bottom w:w="360" w:type="dxa"/>
+              <w:right w:w="200" w:type="dxa"/>
+            </w:tcMar>
+          </w:tcPr>
+          <w:p>
+            <w:pPr>
+              <w:spacing w:before="0" w:after="20" w:line="240" w:lineRule="auto"/>
+            </w:pPr>
+            <w:r>
+              <w:rPr>
+                <w:rFonts w:ascii="Calibri" w:hAnsi="Calibri" w:cs="Calibri"/>
+                <w:sz w:val="48"/>
+                <w:szCs w:val="48"/>
+                <w:color w:val="0F7B6C"/>
+                <w:b/>
+                <w:bCs/>
+              </w:rPr>
+              <w:t xml:space="preserve">{{ full_name }}</w:t>
+            </w:r>
+          </w:p>
+          <w:p>
+            <w:pPr>
+              <w:spacing w:before="0" w:after="40" w:line="240" w:lineRule="auto"/>
+            </w:pPr>
+            <w:r>
+              <w:rPr>
+                <w:rFonts w:ascii="Calibri" w:hAnsi="Calibri" w:cs="Calibri"/>
+                <w:sz w:val="18"/>
+                <w:szCs w:val="18"/>
+                <w:color w:val="5F6368"/>
+                <w:i/>
+                <w:iCs/>
+              </w:rPr>
+              <w:t xml:space="preserve">Java Software Engineer</w:t>
+            </w:r>
+          </w:p>
+          <w:p>
+            <w:pPr>
+              <w:spacing w:before="200" w:after="60" w:line="240" w:lineRule="auto"/>
+              <w:pBdr>
+                <w:bottom w:val="single" w:sz="6" w:space="4" w:color="0F7B6C"/>
+              </w:pBdr>
+            </w:pPr>
+            <w:r>
+              <w:rPr>
+                <w:rFonts w:ascii="Calibri" w:hAnsi="Calibri" w:cs="Calibri"/>
+                <w:sz w:val="18"/>
+                <w:szCs w:val="18"/>
+                <w:color w:val="0F7B6C"/>
+                <w:b/>
+                <w:bCs/>
+              </w:rPr>
+              <w:t>CONTACT</w:t>
+            </w:r>
+          </w:p>
+          <w:p>
+            <w:pPr>
+              <w:spacing w:before="20" w:after="20" w:line="240" w:lineRule="auto"/>
+            </w:pPr>
+            <w:r>
+              <w:rPr>
+                <w:rFonts w:ascii="Calibri" w:hAnsi="Calibri" w:cs="Calibri"/>
+                <w:sz w:val="18"/>
+                <w:szCs w:val="18"/>
+                <w:color w:val="0F7B6C"/>
+              </w:rPr>
+              <w:t xml:space="preserve">☎  </w:t>
+            </w:r>
+            <w:r>
+              <w:rPr>
+                <w:rFonts w:ascii="Calibri" w:hAnsi="Calibri" w:cs="Calibri"/>
+                <w:sz w:val="18"/>
+                <w:szCs w:val="18"/>
+                <w:color w:val="1A1A1A"/>
+              </w:rPr>
+              <w:t xml:space="preserve">{{ phone }}</w:t>
+            </w:r>
+          </w:p>
+          <w:p>
+            <w:pPr>
+              <w:spacing w:before="20" w:after="20" w:line="240" w:lineRule="auto"/>
+            </w:pPr>
+            <w:r>
+              <w:rPr>
+                <w:rFonts w:ascii="Calibri" w:hAnsi="Calibri" w:cs="Calibri"/>
+                <w:sz w:val="18"/>
+                <w:szCs w:val="18"/>
+                <w:color w:val="0F7B6C"/>
+              </w:rPr>
+              <w:t xml:space="preserve">✉  </w:t>
+            </w:r>
+            <w:r>
+              <w:rPr>
+                <w:rFonts w:ascii="Calibri" w:hAnsi="Calibri" w:cs="Calibri"/>
+                <w:sz w:val="18"/>
+                <w:szCs w:val="18"/>
+                <w:color w:val="1A1A1A"/>
+              </w:rPr>
+              <w:t xml:space="preserve">{{ email }}</w:t>
+            </w:r>
+          </w:p>
+          <w:p>
+            <w:pPr>
+              <w:spacing w:before="20" w:after="20" w:line="240" w:lineRule="auto"/>
+            </w:pPr>
+            <w:r>
+              <w:rPr>
+                <w:rFonts w:ascii="Calibri" w:hAnsi="Calibri" w:cs="Calibri"/>
+                <w:sz w:val="20"/>
+                <w:szCs w:val="20"/>
+                <w:color w:val="1A1A1A"/>
+              </w:rPr>
+              <w:t xml:space="preserve">{% for link in links %}</w:t>
+            </w:r>
+            <w:r>
+              <w:rPr>
+                <w:rFonts w:ascii="Calibri" w:hAnsi="Calibri" w:cs="Calibri"/>
+                <w:sz w:val="18"/>
+                <w:szCs w:val="18"/>
+                <w:color w:val="0F7B6C"/>
+              </w:rPr>
+              <w:t xml:space="preserve">▸  </w:t>
+            </w:r>
+            <w:r>
+              <w:rPr>
+                <w:rFonts w:ascii="Calibri" w:hAnsi="Calibri" w:cs="Calibri"/>
+                <w:sz w:val="18"/>
+                <w:szCs w:val="18"/>
+                <w:color w:val="1A1A1A"/>
+              </w:rPr>
+              <w:t xml:space="preserve">{{ link }}</w:t>
+            </w:r>
+            <w:r>
+              <w:rPr>
+                <w:rFonts w:ascii="Calibri" w:hAnsi="Calibri" w:cs="Calibri"/>
+                <w:sz w:val="20"/>
+                <w:szCs w:val="20"/>
+                <w:color w:val="1A1A1A"/>
+              </w:rPr>
+              <w:t xml:space="preserve">{% if not loop.last %}</w:t>
+            </w:r>
+            <w:r>
+              <w:rPr>
+                <w:rFonts w:ascii="Calibri" w:hAnsi="Calibri" w:cs="Calibri"/>
+                <w:sz w:val="18"/>
+                <w:szCs w:val="18"/>
+                <w:color w:val="1A1A1A"/>
+              </w:rPr>
+              <w:t xml:space="preserve"/>
+            </w:r>
+            <w:r>
+              <w:rPr>
+                <w:rFonts w:ascii="Calibri" w:hAnsi="Calibri" w:cs="Calibri"/>
+                <w:sz w:val="20"/>
+                <w:szCs w:val="20"/>
+                <w:color w:val="1A1A1A"/>
+              </w:rPr>
+              <w:t xml:space="preserve">{% endif %}{% endfor %}</w:t>
+            </w:r>
+          </w:p>
+          <w:p>
+            <w:pPr>
+              <w:spacing w:before="200" w:after="60" w:line="240" w:lineRule="auto"/>
+              <w:pBdr>
+                <w:bottom w:val="single" w:sz="6" w:space="4" w:color="0F7B6C"/>
+              </w:pBdr>
+            </w:pPr>
+            <w:r>
+              <w:rPr>
+                <w:rFonts w:ascii="Calibri" w:hAnsi="Calibri" w:cs="Calibri"/>
+                <w:sz w:val="18"/>
+                <w:szCs w:val="18"/>
+                <w:color w:val="0F7B6C"/>
+                <w:b/>
+                <w:bCs/>
+              </w:rPr>
+              <w:t>SKILLS</w:t>
+            </w:r>
+          </w:p>
+          <w:p>
+            <w:pPr>
+              <w:spacing w:before="20" w:after="20" w:line="320" w:lineRule="auto"/>
+            </w:pPr>
+            <w:r>
+              <w:rPr>
+                <w:rFonts w:ascii="Calibri" w:hAnsi="Calibri" w:cs="Calibri"/>
+                <w:sz w:val="20"/>
+                <w:szCs w:val="20"/>
+                <w:color w:val="1A1A1A"/>
+              </w:rPr>
+              <w:t xml:space="preserve">{% for skill in skills %}</w:t>
+            </w:r>
+            <w:r>
+              <w:rPr>
+                <w:rFonts w:ascii="Calibri" w:hAnsi="Calibri" w:cs="Calibri"/>
+                <w:sz w:val="18"/>
+                <w:szCs w:val="18"/>
+                <w:color w:val="0F7B6C"/>
+              </w:rPr>
+              <w:t xml:space="preserve">• </w:t>
+            </w:r>
+            <w:r>
+              <w:rPr>
+                <w:rFonts w:ascii="Calibri" w:hAnsi="Calibri" w:cs="Calibri"/>
+                <w:sz w:val="18"/>
+                <w:szCs w:val="18"/>
+                <w:color w:val="1A1A1A"/>
+              </w:rPr>
+              <w:t xml:space="preserve">{{ skill }}</w:t>
+            </w:r>
+            <w:r>
+              <w:rPr>
+                <w:rFonts w:ascii="Calibri" w:hAnsi="Calibri" w:cs="Calibri"/>
+                <w:sz w:val="18"/>
+                <w:szCs w:val="18"/>
+                <w:color w:val="1A1A1A"/>
+              </w:rPr>
+              <w:t xml:space="preserve">  </w:t>
+            </w:r>
+            <w:r>
+              <w:rPr>
+                <w:rFonts w:ascii="Calibri" w:hAnsi="Calibri" w:cs="Calibri"/>
+                <w:sz w:val="20"/>
+                <w:szCs w:val="20"/>
+                <w:color w:val="1A1A1A"/>
+              </w:rPr>
+              <w:t xml:space="preserve">{% endfor %}</w:t>
+            </w:r>
+          </w:p>
+        </w:tc>
+        <w:tc>
+          <w:tcPr>
+            <w:tcW w:w="8320" w:type="dxa"/>
+            <w:tcBorders>
+              <w:top w:val="none" w:sz="0" w:space="0" w:color="auto"/>
+              <w:left w:val="none" w:sz="0" w:space="0" w:color="auto"/>
+              <w:bottom w:val="none" w:sz="0" w:space="0" w:color="auto"/>
+              <w:right w:val="none" w:sz="0" w:space="0" w:color="auto"/>
+              <w:insideH w:val="none" w:sz="0" w:space="0" w:color="auto"/>
+              <w:insideV w:val="none" w:sz="0" w:space="0" w:color="auto"/>
+            </w:tcBorders>
+            <w:tcMar>
+              <w:top w:w="560" w:type="dxa"/>
+              <w:left w:w="400" w:type="dxa"/>
+              <w:bottom w:w="360" w:type="dxa"/>
+              <w:right w:w="360" w:type="dxa"/>
+            </w:tcMar>
+          </w:tcPr>
+          <w:p>
+            <w:pPr>
+              <w:spacing w:before="140" w:after="60" w:line="240" w:lineRule="auto"/>
+              <w:shd w:val="clear" w:color="auto" w:fill="0F7B6C"/>
+            </w:pPr>
+            <w:r>
+              <w:rPr>
+                <w:rFonts w:ascii="Calibri" w:hAnsi="Calibri" w:cs="Calibri"/>
+                <w:sz w:val="20"/>
+                <w:szCs w:val="20"/>
+                <w:color w:val="FFFFFF"/>
+                <w:b/>
+                <w:bCs/>
+              </w:rPr>
+              <w:t xml:space="preserve">  PROFESSIONAL SUMMARY</w:t>
+            </w:r>
+          </w:p>
+          <w:p>
+            <w:pPr>
+              <w:spacing w:before="50" w:after="50" w:line="240" w:lineRule="auto"/>
+            </w:pPr>
+            <w:r>
+              <w:rPr>
+                <w:rFonts w:ascii="Calibri" w:hAnsi="Calibri" w:cs="Calibri"/>
+                <w:sz w:val="20"/>
+                <w:szCs w:val="20"/>
+                <w:color w:val="1A1A1A"/>
+              </w:rPr>
+              <w:t xml:space="preserve">{{ summary }}</w:t>
+            </w:r>
+          </w:p>
+          <w:p>
+            <w:pPr>
+              <w:spacing w:before="140" w:after="60" w:line="240" w:lineRule="auto"/>
+              <w:shd w:val="clear" w:color="auto" w:fill="0F7B6C"/>
+            </w:pPr>
+            <w:r>
+              <w:rPr>
+                <w:rFonts w:ascii="Calibri" w:hAnsi="Calibri" w:cs="Calibri"/>
+                <w:sz w:val="20"/>
+                <w:szCs w:val="20"/>
+                <w:color w:val="FFFFFF"/>
+                <w:b/>
+                <w:bCs/>
+              </w:rPr>
+              <w:t xml:space="preserve">  EXPERIENCE</w:t>
+            </w:r>
+          </w:p>
+          <w:p>
+            <w:pPr>
+              <w:spacing w:before="0" w:after="0" w:line="240" w:lineRule="auto"/>
+            </w:pPr>
+            <w:r>
+              <w:rPr>
+                <w:rFonts w:ascii="Calibri" w:hAnsi="Calibri" w:cs="Calibri"/>
+                <w:sz w:val="20"/>
+                <w:szCs w:val="20"/>
+                <w:color w:val="1A1A1A"/>
+              </w:rPr>
+              <w:t xml:space="preserve">{% for item in experience %}</w:t>
+            </w:r>
+          </w:p>
+          <w:p>
+            <w:pPr>
+              <w:spacing w:before="120" w:after="0" w:line="240" w:lineRule="auto"/>
+            </w:pPr>
+            <w:r>
+              <w:rPr>
+                <w:rFonts w:ascii="Calibri" w:hAnsi="Calibri" w:cs="Calibri"/>
+                <w:sz w:val="20"/>
+                <w:szCs w:val="20"/>
+                <w:color w:val="0F7B6C"/>
+                <w:b/>
+                <w:bCs/>
+              </w:rPr>
+              <w:t xml:space="preserve">{{ item.company }}</w:t>
+            </w:r>
+          </w:p>
+          <w:p>
+            <w:pPr>
+              <w:spacing w:before="0" w:after="4" w:line="240" w:lineRule="auto"/>
+              <w:tabs>
+                <w:tab w:val="right" w:pos="7800"/>
+              </w:tabs>
+            </w:pPr>
+            <w:r>
+              <w:rPr>
+                <w:rFonts w:ascii="Calibri" w:hAnsi="Calibri" w:cs="Calibri"/>
+                <w:sz w:val="20"/>
+                <w:szCs w:val="20"/>
+                <w:color w:val="3D3D3D"/>
+                <w:i/>
+                <w:iCs/>
+              </w:rPr>
+              <w:t xml:space="preserve">{{ item.role }}</w:t>
+            </w:r>
+            <w:r>
+              <w:rPr>
+                <w:rFonts w:ascii="Calibri" w:hAnsi="Calibri" w:cs="Calibri"/>
+              </w:rPr>
+              <w:tab/>
+            </w:r>
+            <w:r>
+              <w:rPr>
+                <w:rFonts w:ascii="Calibri" w:hAnsi="Calibri" w:cs="Calibri"/>
+                <w:sz w:val="18"/>
+                <w:szCs w:val="18"/>
+                <w:color w:val="5F6368"/>
+              </w:rPr>
+              <w:t xml:space="preserve">{{ item.start_date }}{% if item.start_date and item.end_date %} – {% endif %}{{ item.end_date }}</w:t>
+            </w:r>
+          </w:p>
+          <w:p>
+            <w:pPr>
+              <w:spacing w:before="0" w:after="20" w:line="240" w:lineRule="auto"/>
+            </w:pPr>
+            <w:r>
+              <w:rPr>
+                <w:rFonts w:ascii="Calibri" w:hAnsi="Calibri" w:cs="Calibri"/>
+                <w:sz w:val="18"/>
+                <w:szCs w:val="18"/>
+                <w:color w:val="0F7B6C"/>
+              </w:rPr>
+              <w:t xml:space="preserve">▾  </w:t>
+            </w:r>
+            <w:r>
+              <w:rPr>
+                <w:rFonts w:ascii="Calibri" w:hAnsi="Calibri" w:cs="Calibri"/>
+                <w:sz w:val="18"/>
+                <w:szCs w:val="18"/>
+                <w:color w:val="909090"/>
+                <w:i/>
+                <w:iCs/>
+              </w:rPr>
+              <w:t xml:space="preserve">{{ item.location }}</w:t>
+            </w:r>
+          </w:p>
+          <w:p>
+            <w:pPr>
+              <w:spacing w:before="0" w:after="20" w:line="240" w:lineRule="auto"/>
+            </w:pPr>
+            <w:r>
+              <w:rPr>
+                <w:rFonts w:ascii="Calibri" w:hAnsi="Calibri" w:cs="Calibri"/>
+                <w:sz w:val="20"/>
+                <w:szCs w:val="20"/>
+                <w:color w:val="1A1A1A"/>
+              </w:rPr>
+              <w:t xml:space="preserve">{% if item.context %}</w:t>
+            </w:r>
+            <w:r>
+              <w:rPr>
+                <w:rFonts w:ascii="Calibri" w:hAnsi="Calibri" w:cs="Calibri"/>
+                <w:sz w:val="18"/>
+                <w:szCs w:val="18"/>
+                <w:color w:val="909090"/>
+                <w:i/>
+                <w:iCs/>
+              </w:rPr>
+              <w:t xml:space="preserve">{{ item.context }}</w:t>
+            </w:r>
+            <w:r>
+              <w:rPr>
+                <w:rFonts w:ascii="Calibri" w:hAnsi="Calibri" w:cs="Calibri"/>
+                <w:sz w:val="20"/>
+                <w:szCs w:val="20"/>
+                <w:color w:val="1A1A1A"/>
+              </w:rPr>
+              <w:t xml:space="preserve">{% endif %}</w:t>
+            </w:r>
+          </w:p>
+          <w:p>
+            <w:pPr>
+              <w:spacing w:before="0" w:after="0" w:line="240" w:lineRule="auto"/>
+            </w:pPr>
+            <w:r>
+              <w:rPr>
+                <w:rFonts w:ascii="Calibri" w:hAnsi="Calibri" w:cs="Calibri"/>
+                <w:sz w:val="20"/>
+                <w:szCs w:val="20"/>
+                <w:color w:val="1A1A1A"/>
+              </w:rPr>
+              <w:t xml:space="preserve">{% for bullet in item.bullets %}</w:t>
+            </w:r>
+          </w:p>
+          <w:p>
+            <w:pPr>
+              <w:spacing w:before="28" w:after="28" w:line="240" w:lineRule="auto"/>
+              <w:contextualSpacing/>
+              <w:ind w:left="320" w:hanging="220"/>
+            </w:pPr>
+            <w:r>
+              <w:rPr>
+                <w:rFonts w:ascii="Calibri" w:hAnsi="Calibri" w:cs="Calibri"/>
+                <w:sz w:val="20"/>
+                <w:szCs w:val="20"/>
+                <w:color w:val="0F7B6C"/>
+              </w:rPr>
+              <w:t xml:space="preserve">—  </w:t>
+            </w:r>
+            <w:r>
+              <w:rPr>
+                <w:rFonts w:ascii="Calibri" w:hAnsi="Calibri" w:cs="Calibri"/>
+                <w:sz w:val="20"/>
+                <w:szCs w:val="20"/>
+                <w:color w:val="1A1A1A"/>
+              </w:rPr>
+              <w:t xml:space="preserve">{{ bullet }}</w:t>
+            </w:r>
+          </w:p>
+          <w:p>
+            <w:pPr>
+              <w:spacing w:before="0" w:after="0" w:line="240" w:lineRule="auto"/>
+            </w:pPr>
+            <w:r>
+              <w:rPr>
+                <w:rFonts w:ascii="Calibri" w:hAnsi="Calibri" w:cs="Calibri"/>
+                <w:sz w:val="20"/>
+                <w:szCs w:val="20"/>
+                <w:color w:val="1A1A1A"/>
+              </w:rPr>
+              <w:t xml:space="preserve">{% endfor %}</w:t>
+            </w:r>
+          </w:p>
+          <w:p>
+            <w:pPr>
+              <w:spacing w:before="0" w:after="0" w:line="240" w:lineRule="auto"/>
+            </w:pPr>
+            <w:r>
+              <w:rPr>
+                <w:rFonts w:ascii="Calibri" w:hAnsi="Calibri" w:cs="Calibri"/>
+                <w:sz w:val="20"/>
+                <w:szCs w:val="20"/>
+                <w:color w:val="1A1A1A"/>
+              </w:rPr>
+              <w:t xml:space="preserve">{% endfor %}</w:t>
+            </w:r>
+          </w:p>
+        </w:tc>
+      </w:tr>
+    </w:tbl>
     <w:sectPr>
       <w:pgSz w:w="12240" w:h="15840"/>
-      <w:pgMar w:top="1440" w:right="1800" w:bottom="1440" w:left="1800" w:header="720" w:footer="720" w:gutter="0"/>
-      <w:cols w:space="720"/>
-      <w:docGrid w:linePitch="360"/>
+      <w:pgMar w:top="0" w:right="720" w:bottom="720" w:left="0" w:header="0" w:footer="0" w:gutter="0"/>
     </w:sectPr>
   </w:body>
 </w:document>

--- a/server/app/static/templates/modern.docx
+++ b/server/app/static/templates/modern.docx
@@ -43,7 +43,7 @@
             </w:tcBorders>
             <w:tcMar>
               <w:top w:w="560" w:type="dxa"/>
-              <w:left w:w="280" w:type="dxa"/>
+              <w:left w:w="160" w:type="dxa"/>
               <w:bottom w:w="360" w:type="dxa"/>
               <w:right w:w="200" w:type="dxa"/>
             </w:tcMar>
@@ -252,16 +252,7 @@
                 <w:szCs w:val="18"/>
                 <w:color w:val="1A1A1A"/>
               </w:rPr>
-              <w:t xml:space="preserve">{{ skill }}</w:t>
-            </w:r>
-            <w:r>
-              <w:rPr>
-                <w:rFonts w:ascii="Calibri" w:hAnsi="Calibri" w:cs="Calibri"/>
-                <w:sz w:val="18"/>
-                <w:szCs w:val="18"/>
-                <w:color w:val="1A1A1A"/>
-              </w:rPr>
-              <w:t xml:space="preserve">  </w:t>
+              <w:t xml:space="preserve">{{ skill }}  </w:t>
             </w:r>
             <w:r>
               <w:rPr>
@@ -757,7 +748,7 @@
     </w:rPrDefault>
     <w:pPrDefault>
       <w:pPr>
-        <w:spacing w:after="200" w:line="276" w:lineRule="auto"/>
+        <w:spacing w:after="0" w:line="240" w:lineRule="auto"/>
       </w:pPr>
     </w:pPrDefault>
   </w:docDefaults>

--- a/server/app/static/templates/modern.docx
+++ b/server/app/static/templates/modern.docx
@@ -26,9 +26,7 @@
         <w:gridCol w:w="8320"/>
       </w:tblGrid>
       <w:tr>
-        <w:trPr>
-          <w:cantSplit/>
-        </w:trPr>
+        <w:trPr/>
         <w:tc>
           <w:tcPr>
             <w:tcW w:w="3200" w:type="dxa"/>

--- a/server/app/static/templates/modern.docx
+++ b/server/app/static/templates/modern.docx
@@ -519,6 +519,444 @@
               <w:t xml:space="preserve">{% endfor %}</w:t>
             </w:r>
           </w:p>
+          <w:p>
+            <w:pPr>
+              <w:spacing w:before="0" w:after="0" w:line="240" w:lineRule="auto"/>
+            </w:pPr>
+            <w:r>
+              <w:rPr>
+                <w:rFonts w:ascii="Calibri" w:hAnsi="Calibri" w:cs="Calibri"/>
+                <w:sz w:val="20"/>
+                <w:szCs w:val="20"/>
+                <w:color w:val="1A1A1A"/>
+              </w:rPr>
+              <w:t xml:space="preserve">{% if education %}</w:t>
+            </w:r>
+          </w:p>
+          <w:p>
+            <w:pPr>
+              <w:spacing w:before="140" w:after="60" w:line="240" w:lineRule="auto"/>
+              <w:shd w:val="clear" w:color="auto" w:fill="0F7B6C"/>
+            </w:pPr>
+            <w:r>
+              <w:rPr>
+                <w:rFonts w:ascii="Calibri" w:hAnsi="Calibri" w:cs="Calibri"/>
+                <w:sz w:val="20"/>
+                <w:szCs w:val="20"/>
+                <w:color w:val="FFFFFF"/>
+                <w:b/>
+                <w:bCs/>
+              </w:rPr>
+              <w:t xml:space="preserve">  EDUCATION</w:t>
+            </w:r>
+          </w:p>
+          <w:p>
+            <w:pPr>
+              <w:spacing w:before="0" w:after="0" w:line="240" w:lineRule="auto"/>
+            </w:pPr>
+            <w:r>
+              <w:rPr>
+                <w:rFonts w:ascii="Calibri" w:hAnsi="Calibri" w:cs="Calibri"/>
+                <w:sz w:val="20"/>
+                <w:szCs w:val="20"/>
+                <w:color w:val="1A1A1A"/>
+              </w:rPr>
+              <w:t xml:space="preserve">{% for item in education %}</w:t>
+            </w:r>
+          </w:p>
+          <w:p>
+            <w:pPr>
+              <w:spacing w:before="120" w:after="0" w:line="240" w:lineRule="auto"/>
+            </w:pPr>
+            <w:r>
+              <w:rPr>
+                <w:rFonts w:ascii="Calibri" w:hAnsi="Calibri" w:cs="Calibri"/>
+                <w:sz w:val="20"/>
+                <w:szCs w:val="20"/>
+                <w:color w:val="0F7B6C"/>
+                <w:b/>
+                <w:bCs/>
+              </w:rPr>
+              <w:t xml:space="preserve">{{ item.institution }}</w:t>
+            </w:r>
+          </w:p>
+          <w:p>
+            <w:pPr>
+              <w:spacing w:before="0" w:after="4" w:line="240" w:lineRule="auto"/>
+              <w:tabs>
+                <w:tab w:val="right" w:pos="7800"/>
+              </w:tabs>
+            </w:pPr>
+            <w:r>
+              <w:rPr>
+                <w:rFonts w:ascii="Calibri" w:hAnsi="Calibri" w:cs="Calibri"/>
+                <w:sz w:val="20"/>
+                <w:szCs w:val="20"/>
+                <w:color w:val="3D3D3D"/>
+                <w:i/>
+                <w:iCs/>
+              </w:rPr>
+              <w:t xml:space="preserve">{{ item.degree }}</w:t>
+            </w:r>
+            <w:r>
+              <w:rPr>
+                <w:rFonts w:ascii="Calibri" w:hAnsi="Calibri" w:cs="Calibri"/>
+              </w:rPr>
+              <w:tab/>
+            </w:r>
+            <w:r>
+              <w:rPr>
+                <w:rFonts w:ascii="Calibri" w:hAnsi="Calibri" w:cs="Calibri"/>
+                <w:sz w:val="18"/>
+                <w:szCs w:val="18"/>
+                <w:color w:val="5F6368"/>
+              </w:rPr>
+              <w:t xml:space="preserve">{{ item.start_date }}{% if item.start_date and item.end_date %} – {% endif %}{{ item.end_date }}</w:t>
+            </w:r>
+          </w:p>
+          <w:p>
+            <w:pPr>
+              <w:spacing w:before="0" w:after="20" w:line="240" w:lineRule="auto"/>
+            </w:pPr>
+            <w:r>
+              <w:rPr>
+                <w:rFonts w:ascii="Calibri" w:hAnsi="Calibri" w:cs="Calibri"/>
+                <w:sz w:val="18"/>
+                <w:szCs w:val="18"/>
+                <w:color w:val="909090"/>
+                <w:i/>
+                <w:iCs/>
+              </w:rPr>
+              <w:t xml:space="preserve">{% if item.gpa %}GPA: {{ item.gpa }}{% endif %}{% if item.honors %}  ·  {{ item.honors }}{% endif %}</w:t>
+            </w:r>
+          </w:p>
+          <w:p>
+            <w:pPr>
+              <w:spacing w:before="0" w:after="0" w:line="240" w:lineRule="auto"/>
+            </w:pPr>
+            <w:r>
+              <w:rPr>
+                <w:rFonts w:ascii="Calibri" w:hAnsi="Calibri" w:cs="Calibri"/>
+                <w:sz w:val="20"/>
+                <w:szCs w:val="20"/>
+                <w:color w:val="1A1A1A"/>
+              </w:rPr>
+              <w:t xml:space="preserve">{% endfor %}</w:t>
+            </w:r>
+          </w:p>
+          <w:p>
+            <w:pPr>
+              <w:spacing w:before="0" w:after="0" w:line="240" w:lineRule="auto"/>
+            </w:pPr>
+            <w:r>
+              <w:rPr>
+                <w:rFonts w:ascii="Calibri" w:hAnsi="Calibri" w:cs="Calibri"/>
+                <w:sz w:val="20"/>
+                <w:szCs w:val="20"/>
+                <w:color w:val="1A1A1A"/>
+              </w:rPr>
+              <w:t xml:space="preserve">{% endif %}</w:t>
+            </w:r>
+          </w:p>
+          <w:p>
+            <w:pPr>
+              <w:spacing w:before="0" w:after="0" w:line="240" w:lineRule="auto"/>
+            </w:pPr>
+            <w:r>
+              <w:rPr>
+                <w:rFonts w:ascii="Calibri" w:hAnsi="Calibri" w:cs="Calibri"/>
+                <w:sz w:val="20"/>
+                <w:szCs w:val="20"/>
+                <w:color w:val="1A1A1A"/>
+              </w:rPr>
+              <w:t xml:space="preserve">{% if projects %}</w:t>
+            </w:r>
+          </w:p>
+          <w:p>
+            <w:pPr>
+              <w:spacing w:before="140" w:after="60" w:line="240" w:lineRule="auto"/>
+              <w:shd w:val="clear" w:color="auto" w:fill="0F7B6C"/>
+            </w:pPr>
+            <w:r>
+              <w:rPr>
+                <w:rFonts w:ascii="Calibri" w:hAnsi="Calibri" w:cs="Calibri"/>
+                <w:sz w:val="20"/>
+                <w:szCs w:val="20"/>
+                <w:color w:val="FFFFFF"/>
+                <w:b/>
+                <w:bCs/>
+              </w:rPr>
+              <w:t xml:space="preserve">  PROJECTS</w:t>
+            </w:r>
+          </w:p>
+          <w:p>
+            <w:pPr>
+              <w:spacing w:before="0" w:after="0" w:line="240" w:lineRule="auto"/>
+            </w:pPr>
+            <w:r>
+              <w:rPr>
+                <w:rFonts w:ascii="Calibri" w:hAnsi="Calibri" w:cs="Calibri"/>
+                <w:sz w:val="20"/>
+                <w:szCs w:val="20"/>
+                <w:color w:val="1A1A1A"/>
+              </w:rPr>
+              <w:t xml:space="preserve">{% for item in projects %}</w:t>
+            </w:r>
+          </w:p>
+          <w:p>
+            <w:pPr>
+              <w:spacing w:before="120" w:after="0" w:line="240" w:lineRule="auto"/>
+            </w:pPr>
+            <w:r>
+              <w:rPr>
+                <w:rFonts w:ascii="Calibri" w:hAnsi="Calibri" w:cs="Calibri"/>
+                <w:sz w:val="20"/>
+                <w:szCs w:val="20"/>
+                <w:color w:val="0F7B6C"/>
+                <w:b/>
+                <w:bCs/>
+              </w:rPr>
+              <w:t xml:space="preserve">{{ item.name }}</w:t>
+            </w:r>
+          </w:p>
+          <w:p>
+            <w:pPr>
+              <w:spacing w:before="0" w:after="4" w:line="240" w:lineRule="auto"/>
+              <w:tabs>
+                <w:tab w:val="right" w:pos="7800"/>
+              </w:tabs>
+            </w:pPr>
+            <w:r>
+              <w:rPr>
+                <w:rFonts w:ascii="Calibri" w:hAnsi="Calibri" w:cs="Calibri"/>
+                <w:sz w:val="18"/>
+                <w:szCs w:val="18"/>
+                <w:color w:val="909090"/>
+                <w:i/>
+                <w:iCs/>
+              </w:rPr>
+              <w:t xml:space="preserve">{% if item.tech %}{{ item.tech }}{% endif %}</w:t>
+            </w:r>
+            <w:r>
+              <w:rPr>
+                <w:rFonts w:ascii="Calibri" w:hAnsi="Calibri" w:cs="Calibri"/>
+              </w:rPr>
+              <w:tab/>
+            </w:r>
+            <w:r>
+              <w:rPr>
+                <w:rFonts w:ascii="Calibri" w:hAnsi="Calibri" w:cs="Calibri"/>
+                <w:sz w:val="18"/>
+                <w:szCs w:val="18"/>
+                <w:color w:val="5F6368"/>
+              </w:rPr>
+              <w:t xml:space="preserve">{% if item.date %}{{ item.date }}{% endif %}</w:t>
+            </w:r>
+          </w:p>
+          <w:p>
+            <w:pPr>
+              <w:spacing w:before="0" w:after="0" w:line="240" w:lineRule="auto"/>
+            </w:pPr>
+            <w:r>
+              <w:rPr>
+                <w:rFonts w:ascii="Calibri" w:hAnsi="Calibri" w:cs="Calibri"/>
+                <w:sz w:val="20"/>
+                <w:szCs w:val="20"/>
+                <w:color w:val="1A1A1A"/>
+              </w:rPr>
+              <w:t xml:space="preserve">{% for bullet in item.bullets %}</w:t>
+            </w:r>
+          </w:p>
+          <w:p>
+            <w:pPr>
+              <w:spacing w:before="28" w:after="28" w:line="240" w:lineRule="auto"/>
+              <w:contextualSpacing/>
+              <w:ind w:left="320" w:hanging="220"/>
+            </w:pPr>
+            <w:r>
+              <w:rPr>
+                <w:rFonts w:ascii="Calibri" w:hAnsi="Calibri" w:cs="Calibri"/>
+                <w:sz w:val="20"/>
+                <w:szCs w:val="20"/>
+                <w:color w:val="0F7B6C"/>
+              </w:rPr>
+              <w:t xml:space="preserve">—  </w:t>
+            </w:r>
+            <w:r>
+              <w:rPr>
+                <w:rFonts w:ascii="Calibri" w:hAnsi="Calibri" w:cs="Calibri"/>
+                <w:sz w:val="20"/>
+                <w:szCs w:val="20"/>
+                <w:color w:val="1A1A1A"/>
+              </w:rPr>
+              <w:t xml:space="preserve">{{ bullet }}</w:t>
+            </w:r>
+          </w:p>
+          <w:p>
+            <w:pPr>
+              <w:spacing w:before="0" w:after="0" w:line="240" w:lineRule="auto"/>
+            </w:pPr>
+            <w:r>
+              <w:rPr>
+                <w:rFonts w:ascii="Calibri" w:hAnsi="Calibri" w:cs="Calibri"/>
+                <w:sz w:val="20"/>
+                <w:szCs w:val="20"/>
+                <w:color w:val="1A1A1A"/>
+              </w:rPr>
+              <w:t xml:space="preserve">{% endfor %}</w:t>
+            </w:r>
+          </w:p>
+          <w:p>
+            <w:pPr>
+              <w:spacing w:before="0" w:after="0" w:line="240" w:lineRule="auto"/>
+            </w:pPr>
+            <w:r>
+              <w:rPr>
+                <w:rFonts w:ascii="Calibri" w:hAnsi="Calibri" w:cs="Calibri"/>
+                <w:sz w:val="20"/>
+                <w:szCs w:val="20"/>
+                <w:color w:val="1A1A1A"/>
+              </w:rPr>
+              <w:t xml:space="preserve">{% endfor %}</w:t>
+            </w:r>
+          </w:p>
+          <w:p>
+            <w:pPr>
+              <w:spacing w:before="0" w:after="0" w:line="240" w:lineRule="auto"/>
+            </w:pPr>
+            <w:r>
+              <w:rPr>
+                <w:rFonts w:ascii="Calibri" w:hAnsi="Calibri" w:cs="Calibri"/>
+                <w:sz w:val="20"/>
+                <w:szCs w:val="20"/>
+                <w:color w:val="1A1A1A"/>
+              </w:rPr>
+              <w:t xml:space="preserve">{% endif %}</w:t>
+            </w:r>
+          </w:p>
+          <w:p>
+            <w:pPr>
+              <w:spacing w:before="0" w:after="0" w:line="240" w:lineRule="auto"/>
+            </w:pPr>
+            <w:r>
+              <w:rPr>
+                <w:rFonts w:ascii="Calibri" w:hAnsi="Calibri" w:cs="Calibri"/>
+                <w:sz w:val="20"/>
+                <w:szCs w:val="20"/>
+                <w:color w:val="1A1A1A"/>
+              </w:rPr>
+              <w:t xml:space="preserve">{% if certifications %}</w:t>
+            </w:r>
+          </w:p>
+          <w:p>
+            <w:pPr>
+              <w:spacing w:before="140" w:after="60" w:line="240" w:lineRule="auto"/>
+              <w:shd w:val="clear" w:color="auto" w:fill="0F7B6C"/>
+            </w:pPr>
+            <w:r>
+              <w:rPr>
+                <w:rFonts w:ascii="Calibri" w:hAnsi="Calibri" w:cs="Calibri"/>
+                <w:sz w:val="20"/>
+                <w:szCs w:val="20"/>
+                <w:color w:val="FFFFFF"/>
+                <w:b/>
+                <w:bCs/>
+              </w:rPr>
+              <w:t xml:space="preserve">  CERTIFICATIONS</w:t>
+            </w:r>
+          </w:p>
+          <w:p>
+            <w:pPr>
+              <w:spacing w:before="0" w:after="0" w:line="240" w:lineRule="auto"/>
+            </w:pPr>
+            <w:r>
+              <w:rPr>
+                <w:rFonts w:ascii="Calibri" w:hAnsi="Calibri" w:cs="Calibri"/>
+                <w:sz w:val="20"/>
+                <w:szCs w:val="20"/>
+                <w:color w:val="1A1A1A"/>
+              </w:rPr>
+              <w:t xml:space="preserve">{% for item in certifications %}</w:t>
+            </w:r>
+          </w:p>
+          <w:p>
+            <w:pPr>
+              <w:spacing w:before="80" w:after="0" w:line="240" w:lineRule="auto"/>
+              <w:tabs>
+                <w:tab w:val="right" w:pos="7800"/>
+              </w:tabs>
+            </w:pPr>
+            <w:r>
+              <w:rPr>
+                <w:rFonts w:ascii="Calibri" w:hAnsi="Calibri" w:cs="Calibri"/>
+                <w:sz w:val="20"/>
+                <w:szCs w:val="20"/>
+                <w:color w:val="0F7B6C"/>
+                <w:b/>
+                <w:bCs/>
+              </w:rPr>
+              <w:t xml:space="preserve">{{ item.name }}</w:t>
+            </w:r>
+            <w:r>
+              <w:rPr>
+                <w:rFonts w:ascii="Calibri" w:hAnsi="Calibri" w:cs="Calibri"/>
+              </w:rPr>
+              <w:tab/>
+            </w:r>
+            <w:r>
+              <w:rPr>
+                <w:rFonts w:ascii="Calibri" w:hAnsi="Calibri" w:cs="Calibri"/>
+                <w:sz w:val="18"/>
+                <w:szCs w:val="18"/>
+                <w:color w:val="5F6368"/>
+              </w:rPr>
+              <w:t xml:space="preserve">{% if item.date %}{{ item.date }}{% endif %}</w:t>
+            </w:r>
+          </w:p>
+          <w:p>
+            <w:pPr>
+              <w:spacing w:before="0" w:after="40" w:line="240" w:lineRule="auto"/>
+            </w:pPr>
+            <w:r>
+              <w:rPr>
+                <w:rFonts w:ascii="Calibri" w:hAnsi="Calibri" w:cs="Calibri"/>
+                <w:sz w:val="18"/>
+                <w:szCs w:val="18"/>
+                <w:color w:val="909090"/>
+                <w:i/>
+                <w:iCs/>
+              </w:rPr>
+              <w:t xml:space="preserve">{% if item.issuer %}{{ item.issuer }}{% endif %}</w:t>
+            </w:r>
+          </w:p>
+          <w:p>
+            <w:pPr>
+              <w:spacing w:before="0" w:after="0" w:line="240" w:lineRule="auto"/>
+            </w:pPr>
+            <w:r>
+              <w:rPr>
+                <w:rFonts w:ascii="Calibri" w:hAnsi="Calibri" w:cs="Calibri"/>
+                <w:sz w:val="20"/>
+                <w:szCs w:val="20"/>
+                <w:color w:val="1A1A1A"/>
+              </w:rPr>
+              <w:t xml:space="preserve">{% endfor %}</w:t>
+            </w:r>
+          </w:p>
+          <w:p>
+            <w:pPr>
+              <w:spacing w:before="0" w:after="0" w:line="240" w:lineRule="auto"/>
+            </w:pPr>
+            <w:r>
+              <w:rPr>
+                <w:rFonts w:ascii="Calibri" w:hAnsi="Calibri" w:cs="Calibri"/>
+                <w:sz w:val="20"/>
+                <w:szCs w:val="20"/>
+                <w:color w:val="1A1A1A"/>
+              </w:rPr>
+              <w:t xml:space="preserve">{% endif %}</w:t>
+            </w:r>
+          </w:p>
         </w:tc>
       </w:tr>
     </w:tbl>

--- a/server/app/static/templates/modern.docx
+++ b/server/app/static/templates/modern.docx
@@ -223,7 +223,7 @@
           </w:p>
           <w:p>
             <w:pPr>
-              <w:spacing w:before="20" w:after="20" w:line="320" w:lineRule="auto"/>
+              <w:spacing w:before="0" w:after="0" w:line="320" w:lineRule="auto"/>
             </w:pPr>
             <w:r>
               <w:rPr>
@@ -232,26 +232,43 @@
                 <w:szCs w:val="20"/>
                 <w:color w:val="1A1A1A"/>
               </w:rPr>
-              <w:t xml:space="preserve">{% for skill in skills %}</w:t>
+              <w:t xml:space="preserve">{% for cat in skills %}</w:t>
             </w:r>
+          </w:p>
+          <w:p>
+            <w:pPr>
+              <w:spacing w:before="20" w:after="4" w:line="280" w:lineRule="auto"/>
+            </w:pPr>
             <w:r>
               <w:rPr>
                 <w:rFonts w:ascii="Calibri" w:hAnsi="Calibri" w:cs="Calibri"/>
-                <w:sz w:val="18"/>
-                <w:szCs w:val="18"/>
+                <w:sz w:val="17"/>
+                <w:szCs w:val="17"/>
                 <w:color w:val="0F7B6C"/>
+                <w:b/>
+                <w:bCs/>
               </w:rPr>
-              <w:t xml:space="preserve">• </w:t>
+              <w:t xml:space="preserve">{{ cat.category }}</w:t>
             </w:r>
+          </w:p>
+          <w:p>
+            <w:pPr>
+              <w:spacing w:before="0" w:after="16" w:line="280" w:lineRule="auto"/>
+            </w:pPr>
             <w:r>
               <w:rPr>
                 <w:rFonts w:ascii="Calibri" w:hAnsi="Calibri" w:cs="Calibri"/>
-                <w:sz w:val="18"/>
-                <w:szCs w:val="18"/>
+                <w:sz w:val="17"/>
+                <w:szCs w:val="17"/>
                 <w:color w:val="1A1A1A"/>
               </w:rPr>
-              <w:t xml:space="preserve">{{ skill }}  </w:t>
+              <w:t xml:space="preserve">{{ cat.items | join('  ·  ') }}</w:t>
             </w:r>
+          </w:p>
+          <w:p>
+            <w:pPr>
+              <w:spacing w:before="0" w:after="0" w:line="320" w:lineRule="auto"/>
+            </w:pPr>
             <w:r>
               <w:rPr>
                 <w:rFonts w:ascii="Calibri" w:hAnsi="Calibri" w:cs="Calibri"/>

--- a/server/app/static/templates/modern.docx
+++ b/server/app/static/templates/modern.docx
@@ -262,7 +262,7 @@
                 <w:szCs w:val="17"/>
                 <w:color w:val="1A1A1A"/>
               </w:rPr>
-              <w:t xml:space="preserve">{{ cat.items | join('  ·  ') }}</w:t>
+              <w:t xml:space="preserve">{{ cat.skills | join('  ·  ') }}</w:t>
             </w:r>
           </w:p>
           <w:p>
@@ -432,7 +432,7 @@
                 <w:i/>
                 <w:iCs/>
               </w:rPr>
-              <w:t xml:space="preserve">{{ item.location }}</w:t>
+              <w:t xml:space="preserve">{{ item.location | default('') }}</w:t>
             </w:r>
           </w:p>
           <w:p>
@@ -446,7 +446,7 @@
                 <w:szCs w:val="20"/>
                 <w:color w:val="1A1A1A"/>
               </w:rPr>
-              <w:t xml:space="preserve">{% if item.context %}</w:t>
+              <w:t xml:space="preserve">{% if item.context | default('') %}</w:t>
             </w:r>
             <w:r>
               <w:rPr>
@@ -457,7 +457,7 @@
                 <w:i/>
                 <w:iCs/>
               </w:rPr>
-              <w:t xml:space="preserve">{{ item.context }}</w:t>
+              <w:t xml:space="preserve">{{ item.context | default('') }}</w:t>
             </w:r>
             <w:r>
               <w:rPr>
@@ -644,7 +644,7 @@
                 <w:i/>
                 <w:iCs/>
               </w:rPr>
-              <w:t xml:space="preserve">{% if item.gpa %}GPA: {{ item.gpa }}{% endif %}{% if item.honors %}  ·  {{ item.honors }}{% endif %}</w:t>
+              <w:t xml:space="preserve">{% if item.gpa | default('') %}GPA: {{ item.gpa | default('') }}{% endif %}{% if item.honors | default('') %}  ·  {{ item.honors | default('') }}{% endif %}</w:t>
             </w:r>
           </w:p>
           <w:p>
@@ -752,7 +752,7 @@
                 <w:i/>
                 <w:iCs/>
               </w:rPr>
-              <w:t xml:space="preserve">{% if item.tech %}{{ item.tech }}{% endif %}</w:t>
+              <w:t xml:space="preserve">{% if item.technologies | default('') %}{{ item.technologies | default('') }}{% endif %}</w:t>
             </w:r>
             <w:r>
               <w:rPr>
@@ -767,7 +767,7 @@
                 <w:szCs w:val="18"/>
                 <w:color w:val="5F6368"/>
               </w:rPr>
-              <w:t xml:space="preserve">{% if item.date %}{{ item.date }}{% endif %}</w:t>
+              <w:t xml:space="preserve">{% if item.date_obtained | default('') %}{{ item.date_obtained | default('') }}{% endif %}</w:t>
             </w:r>
           </w:p>
           <w:p>
@@ -927,7 +927,7 @@
                 <w:szCs w:val="18"/>
                 <w:color w:val="5F6368"/>
               </w:rPr>
-              <w:t xml:space="preserve">{% if item.date %}{{ item.date }}{% endif %}</w:t>
+              <w:t xml:space="preserve">{% if item.date_obtained | default('') %}{{ item.date_obtained | default('') }}{% endif %}</w:t>
             </w:r>
           </w:p>
           <w:p>

--- a/server/app/static/templates/modern.docx
+++ b/server/app/static/templates/modern.docx
@@ -154,7 +154,7 @@
                 <w:szCs w:val="20"/>
                 <w:color w:val="1A1A1A"/>
               </w:rPr>
-              <w:t xml:space="preserve">{% for link in links %}</w:t>
+              <w:t xml:space="preserve">{%p for link in links %}</w:t>
             </w:r>
             <w:r>
               <w:rPr>
@@ -181,7 +181,7 @@
                 <w:szCs w:val="20"/>
                 <w:color w:val="1A1A1A"/>
               </w:rPr>
-              <w:t xml:space="preserve">{% if not loop.last %}</w:t>
+              <w:t xml:space="preserve">{%p if not loop.last %}</w:t>
             </w:r>
             <w:r>
               <w:rPr>
@@ -199,7 +199,7 @@
                 <w:szCs w:val="20"/>
                 <w:color w:val="1A1A1A"/>
               </w:rPr>
-              <w:t xml:space="preserve">{% endif %}{% endfor %}</w:t>
+              <w:t xml:space="preserve">{%p endif %}{%p endfor %}</w:t>
             </w:r>
           </w:p>
           <w:p>
@@ -232,7 +232,7 @@
                 <w:szCs w:val="20"/>
                 <w:color w:val="1A1A1A"/>
               </w:rPr>
-              <w:t xml:space="preserve">{% for cat in skills %}</w:t>
+              <w:t xml:space="preserve">{%p for cat in skills %}</w:t>
             </w:r>
           </w:p>
           <w:p>
@@ -276,7 +276,7 @@
                 <w:szCs w:val="20"/>
                 <w:color w:val="1A1A1A"/>
               </w:rPr>
-              <w:t xml:space="preserve">{% endfor %}</w:t>
+              <w:t xml:space="preserve">{%p endfor %}</w:t>
             </w:r>
           </w:p>
         </w:tc>
@@ -357,7 +357,7 @@
                 <w:szCs w:val="20"/>
                 <w:color w:val="1A1A1A"/>
               </w:rPr>
-              <w:t xml:space="preserve">{% for item in experience %}</w:t>
+              <w:t xml:space="preserve">{%p for item in experience %}</w:t>
             </w:r>
           </w:p>
           <w:p>
@@ -446,7 +446,7 @@
                 <w:szCs w:val="20"/>
                 <w:color w:val="1A1A1A"/>
               </w:rPr>
-              <w:t xml:space="preserve">{% if item.context | default('') %}</w:t>
+              <w:t xml:space="preserve">{%p if item.context | default('') %}</w:t>
             </w:r>
             <w:r>
               <w:rPr>
@@ -466,7 +466,7 @@
                 <w:szCs w:val="20"/>
                 <w:color w:val="1A1A1A"/>
               </w:rPr>
-              <w:t xml:space="preserve">{% endif %}</w:t>
+              <w:t xml:space="preserve">{%p endif %}</w:t>
             </w:r>
           </w:p>
           <w:p>
@@ -480,7 +480,7 @@
                 <w:szCs w:val="20"/>
                 <w:color w:val="1A1A1A"/>
               </w:rPr>
-              <w:t xml:space="preserve">{% for bullet in item.bullets %}</w:t>
+              <w:t xml:space="preserve">{%p for bullet in item.bullets %}</w:t>
             </w:r>
           </w:p>
           <w:p>
@@ -519,7 +519,7 @@
                 <w:szCs w:val="20"/>
                 <w:color w:val="1A1A1A"/>
               </w:rPr>
-              <w:t xml:space="preserve">{% endfor %}</w:t>
+              <w:t xml:space="preserve">{%p endfor %}</w:t>
             </w:r>
           </w:p>
           <w:p>
@@ -533,7 +533,7 @@
                 <w:szCs w:val="20"/>
                 <w:color w:val="1A1A1A"/>
               </w:rPr>
-              <w:t xml:space="preserve">{% endfor %}</w:t>
+              <w:t xml:space="preserve">{%p endfor %}</w:t>
             </w:r>
           </w:p>
           <w:p>
@@ -547,7 +547,7 @@
                 <w:szCs w:val="20"/>
                 <w:color w:val="1A1A1A"/>
               </w:rPr>
-              <w:t xml:space="preserve">{% if education %}</w:t>
+              <w:t xml:space="preserve">{%p if education %}</w:t>
             </w:r>
           </w:p>
           <w:p>
@@ -578,7 +578,7 @@
                 <w:szCs w:val="20"/>
                 <w:color w:val="1A1A1A"/>
               </w:rPr>
-              <w:t xml:space="preserve">{% for item in education %}</w:t>
+              <w:t xml:space="preserve">{%p for item in education %}</w:t>
             </w:r>
           </w:p>
           <w:p>
@@ -658,7 +658,7 @@
                 <w:szCs w:val="20"/>
                 <w:color w:val="1A1A1A"/>
               </w:rPr>
-              <w:t xml:space="preserve">{% endfor %}</w:t>
+              <w:t xml:space="preserve">{%p endfor %}</w:t>
             </w:r>
           </w:p>
           <w:p>
@@ -672,7 +672,7 @@
                 <w:szCs w:val="20"/>
                 <w:color w:val="1A1A1A"/>
               </w:rPr>
-              <w:t xml:space="preserve">{% endif %}</w:t>
+              <w:t xml:space="preserve">{%p endif %}</w:t>
             </w:r>
           </w:p>
           <w:p>
@@ -686,7 +686,7 @@
                 <w:szCs w:val="20"/>
                 <w:color w:val="1A1A1A"/>
               </w:rPr>
-              <w:t xml:space="preserve">{% if projects %}</w:t>
+              <w:t xml:space="preserve">{%p if projects %}</w:t>
             </w:r>
           </w:p>
           <w:p>
@@ -717,7 +717,7 @@
                 <w:szCs w:val="20"/>
                 <w:color w:val="1A1A1A"/>
               </w:rPr>
-              <w:t xml:space="preserve">{% for item in projects %}</w:t>
+              <w:t xml:space="preserve">{%p for item in projects %}</w:t>
             </w:r>
           </w:p>
           <w:p>
@@ -781,7 +781,7 @@
                 <w:szCs w:val="20"/>
                 <w:color w:val="1A1A1A"/>
               </w:rPr>
-              <w:t xml:space="preserve">{% for bullet in item.bullets %}</w:t>
+              <w:t xml:space="preserve">{%p for bullet in item.bullets %}</w:t>
             </w:r>
           </w:p>
           <w:p>
@@ -820,7 +820,7 @@
                 <w:szCs w:val="20"/>
                 <w:color w:val="1A1A1A"/>
               </w:rPr>
-              <w:t xml:space="preserve">{% endfor %}</w:t>
+              <w:t xml:space="preserve">{%p endfor %}</w:t>
             </w:r>
           </w:p>
           <w:p>
@@ -834,7 +834,7 @@
                 <w:szCs w:val="20"/>
                 <w:color w:val="1A1A1A"/>
               </w:rPr>
-              <w:t xml:space="preserve">{% endfor %}</w:t>
+              <w:t xml:space="preserve">{%p endfor %}</w:t>
             </w:r>
           </w:p>
           <w:p>
@@ -848,7 +848,7 @@
                 <w:szCs w:val="20"/>
                 <w:color w:val="1A1A1A"/>
               </w:rPr>
-              <w:t xml:space="preserve">{% endif %}</w:t>
+              <w:t xml:space="preserve">{%p endif %}</w:t>
             </w:r>
           </w:p>
           <w:p>
@@ -862,7 +862,7 @@
                 <w:szCs w:val="20"/>
                 <w:color w:val="1A1A1A"/>
               </w:rPr>
-              <w:t xml:space="preserve">{% if certifications %}</w:t>
+              <w:t xml:space="preserve">{%p if certifications %}</w:t>
             </w:r>
           </w:p>
           <w:p>
@@ -893,7 +893,7 @@
                 <w:szCs w:val="20"/>
                 <w:color w:val="1A1A1A"/>
               </w:rPr>
-              <w:t xml:space="preserve">{% for item in certifications %}</w:t>
+              <w:t xml:space="preserve">{%p for item in certifications %}</w:t>
             </w:r>
           </w:p>
           <w:p>
@@ -957,7 +957,7 @@
                 <w:szCs w:val="20"/>
                 <w:color w:val="1A1A1A"/>
               </w:rPr>
-              <w:t xml:space="preserve">{% endfor %}</w:t>
+              <w:t xml:space="preserve">{%p endfor %}</w:t>
             </w:r>
           </w:p>
           <w:p>
@@ -971,7 +971,7 @@
                 <w:szCs w:val="20"/>
                 <w:color w:val="1A1A1A"/>
               </w:rPr>
-              <w:t xml:space="preserve">{% endif %}</w:t>
+              <w:t xml:space="preserve">{%p endif %}</w:t>
             </w:r>
           </w:p>
         </w:tc>

--- a/server/app/static/templates/modern.docx
+++ b/server/app/static/templates/modern.docx
@@ -154,7 +154,7 @@
                 <w:szCs w:val="20"/>
                 <w:color w:val="1A1A1A"/>
               </w:rPr>
-              <w:t xml:space="preserve">{%p for link in links %}</w:t>
+              <w:t xml:space="preserve">{% for link in links %}</w:t>
             </w:r>
             <w:r>
               <w:rPr>
@@ -181,7 +181,7 @@
                 <w:szCs w:val="20"/>
                 <w:color w:val="1A1A1A"/>
               </w:rPr>
-              <w:t xml:space="preserve">{%p if not loop.last %}</w:t>
+              <w:t xml:space="preserve">{% if not loop.last %}</w:t>
             </w:r>
             <w:r>
               <w:rPr>
@@ -199,7 +199,7 @@
                 <w:szCs w:val="20"/>
                 <w:color w:val="1A1A1A"/>
               </w:rPr>
-              <w:t xml:space="preserve">{%p endif %}{%p endfor %}</w:t>
+              <w:t xml:space="preserve">{% endif %}{% endfor %}</w:t>
             </w:r>
           </w:p>
           <w:p>
@@ -232,7 +232,7 @@
                 <w:szCs w:val="20"/>
                 <w:color w:val="1A1A1A"/>
               </w:rPr>
-              <w:t xml:space="preserve">{%p for cat in skills %}</w:t>
+              <w:t xml:space="preserve">{% for cat in skills %}</w:t>
             </w:r>
           </w:p>
           <w:p>
@@ -276,7 +276,7 @@
                 <w:szCs w:val="20"/>
                 <w:color w:val="1A1A1A"/>
               </w:rPr>
-              <w:t xml:space="preserve">{%p endfor %}</w:t>
+              <w:t xml:space="preserve">{% endfor %}</w:t>
             </w:r>
           </w:p>
         </w:tc>
@@ -357,7 +357,7 @@
                 <w:szCs w:val="20"/>
                 <w:color w:val="1A1A1A"/>
               </w:rPr>
-              <w:t xml:space="preserve">{%p for item in experience %}</w:t>
+              <w:t xml:space="preserve">{% for item in experience %}</w:t>
             </w:r>
           </w:p>
           <w:p>
@@ -446,7 +446,7 @@
                 <w:szCs w:val="20"/>
                 <w:color w:val="1A1A1A"/>
               </w:rPr>
-              <w:t xml:space="preserve">{%p if item.context | default('') %}</w:t>
+              <w:t xml:space="preserve">{% if item.context %}</w:t>
             </w:r>
             <w:r>
               <w:rPr>
@@ -457,7 +457,7 @@
                 <w:i/>
                 <w:iCs/>
               </w:rPr>
-              <w:t xml:space="preserve">{{ item.context | default('') }}</w:t>
+              <w:t xml:space="preserve">{{ item.context }}</w:t>
             </w:r>
             <w:r>
               <w:rPr>
@@ -466,7 +466,7 @@
                 <w:szCs w:val="20"/>
                 <w:color w:val="1A1A1A"/>
               </w:rPr>
-              <w:t xml:space="preserve">{%p endif %}</w:t>
+              <w:t xml:space="preserve">{% endif %}</w:t>
             </w:r>
           </w:p>
           <w:p>
@@ -480,7 +480,7 @@
                 <w:szCs w:val="20"/>
                 <w:color w:val="1A1A1A"/>
               </w:rPr>
-              <w:t xml:space="preserve">{%p for bullet in item.bullets %}</w:t>
+              <w:t xml:space="preserve">{% for bullet in item.bullets %}</w:t>
             </w:r>
           </w:p>
           <w:p>
@@ -519,7 +519,7 @@
                 <w:szCs w:val="20"/>
                 <w:color w:val="1A1A1A"/>
               </w:rPr>
-              <w:t xml:space="preserve">{%p endfor %}</w:t>
+              <w:t xml:space="preserve">{% endfor %}</w:t>
             </w:r>
           </w:p>
           <w:p>
@@ -533,7 +533,7 @@
                 <w:szCs w:val="20"/>
                 <w:color w:val="1A1A1A"/>
               </w:rPr>
-              <w:t xml:space="preserve">{%p endfor %}</w:t>
+              <w:t xml:space="preserve">{% endfor %}</w:t>
             </w:r>
           </w:p>
           <w:p>
@@ -547,7 +547,7 @@
                 <w:szCs w:val="20"/>
                 <w:color w:val="1A1A1A"/>
               </w:rPr>
-              <w:t xml:space="preserve">{%p if education %}</w:t>
+              <w:t xml:space="preserve">{% if education %}</w:t>
             </w:r>
           </w:p>
           <w:p>
@@ -578,7 +578,7 @@
                 <w:szCs w:val="20"/>
                 <w:color w:val="1A1A1A"/>
               </w:rPr>
-              <w:t xml:space="preserve">{%p for item in education %}</w:t>
+              <w:t xml:space="preserve">{% for item in education %}</w:t>
             </w:r>
           </w:p>
           <w:p>
@@ -644,7 +644,7 @@
                 <w:i/>
                 <w:iCs/>
               </w:rPr>
-              <w:t xml:space="preserve">{% if item.gpa | default('') %}GPA: {{ item.gpa | default('') }}{% endif %}{% if item.honors | default('') %}  ·  {{ item.honors | default('') }}{% endif %}</w:t>
+              <w:t xml:space="preserve">{{ ('GPA: ' + item.gpa) if item.gpa else '' }}{{ ('  ·  ' + item.honors) if item.honors else '' }}</w:t>
             </w:r>
           </w:p>
           <w:p>
@@ -658,7 +658,7 @@
                 <w:szCs w:val="20"/>
                 <w:color w:val="1A1A1A"/>
               </w:rPr>
-              <w:t xml:space="preserve">{%p endfor %}</w:t>
+              <w:t xml:space="preserve">{% endfor %}</w:t>
             </w:r>
           </w:p>
           <w:p>
@@ -672,7 +672,7 @@
                 <w:szCs w:val="20"/>
                 <w:color w:val="1A1A1A"/>
               </w:rPr>
-              <w:t xml:space="preserve">{%p endif %}</w:t>
+              <w:t xml:space="preserve">{% endif %}</w:t>
             </w:r>
           </w:p>
           <w:p>
@@ -686,7 +686,7 @@
                 <w:szCs w:val="20"/>
                 <w:color w:val="1A1A1A"/>
               </w:rPr>
-              <w:t xml:space="preserve">{%p if projects %}</w:t>
+              <w:t xml:space="preserve">{% if projects %}</w:t>
             </w:r>
           </w:p>
           <w:p>
@@ -717,7 +717,7 @@
                 <w:szCs w:val="20"/>
                 <w:color w:val="1A1A1A"/>
               </w:rPr>
-              <w:t xml:space="preserve">{%p for item in projects %}</w:t>
+              <w:t xml:space="preserve">{% for item in projects %}</w:t>
             </w:r>
           </w:p>
           <w:p>
@@ -752,7 +752,7 @@
                 <w:i/>
                 <w:iCs/>
               </w:rPr>
-              <w:t xml:space="preserve">{% if item.technologies | default('') %}{{ item.technologies | default('') }}{% endif %}</w:t>
+              <w:t xml:space="preserve">{{ ', '.join(item.technologies) if item.technologies else '' }}</w:t>
             </w:r>
             <w:r>
               <w:rPr>
@@ -767,7 +767,7 @@
                 <w:szCs w:val="18"/>
                 <w:color w:val="5F6368"/>
               </w:rPr>
-              <w:t xml:space="preserve">{% if item.date_obtained | default('') %}{{ item.date_obtained | default('') }}{% endif %}</w:t>
+              <w:t xml:space="preserve">{{ item.date_obtained if item.date_obtained else '' }}</w:t>
             </w:r>
           </w:p>
           <w:p>
@@ -781,7 +781,7 @@
                 <w:szCs w:val="20"/>
                 <w:color w:val="1A1A1A"/>
               </w:rPr>
-              <w:t xml:space="preserve">{%p for bullet in item.bullets %}</w:t>
+              <w:t xml:space="preserve">{% for bullet in item.bullets %}</w:t>
             </w:r>
           </w:p>
           <w:p>
@@ -820,7 +820,7 @@
                 <w:szCs w:val="20"/>
                 <w:color w:val="1A1A1A"/>
               </w:rPr>
-              <w:t xml:space="preserve">{%p endfor %}</w:t>
+              <w:t xml:space="preserve">{% endfor %}</w:t>
             </w:r>
           </w:p>
           <w:p>
@@ -834,7 +834,7 @@
                 <w:szCs w:val="20"/>
                 <w:color w:val="1A1A1A"/>
               </w:rPr>
-              <w:t xml:space="preserve">{%p endfor %}</w:t>
+              <w:t xml:space="preserve">{% endfor %}</w:t>
             </w:r>
           </w:p>
           <w:p>
@@ -848,7 +848,7 @@
                 <w:szCs w:val="20"/>
                 <w:color w:val="1A1A1A"/>
               </w:rPr>
-              <w:t xml:space="preserve">{%p endif %}</w:t>
+              <w:t xml:space="preserve">{% endif %}</w:t>
             </w:r>
           </w:p>
           <w:p>
@@ -862,7 +862,7 @@
                 <w:szCs w:val="20"/>
                 <w:color w:val="1A1A1A"/>
               </w:rPr>
-              <w:t xml:space="preserve">{%p if certifications %}</w:t>
+              <w:t xml:space="preserve">{% if certifications %}</w:t>
             </w:r>
           </w:p>
           <w:p>
@@ -893,7 +893,7 @@
                 <w:szCs w:val="20"/>
                 <w:color w:val="1A1A1A"/>
               </w:rPr>
-              <w:t xml:space="preserve">{%p for item in certifications %}</w:t>
+              <w:t xml:space="preserve">{% for item in certifications %}</w:t>
             </w:r>
           </w:p>
           <w:p>
@@ -927,7 +927,7 @@
                 <w:szCs w:val="18"/>
                 <w:color w:val="5F6368"/>
               </w:rPr>
-              <w:t xml:space="preserve">{% if item.date_obtained | default('') %}{{ item.date_obtained | default('') }}{% endif %}</w:t>
+              <w:t xml:space="preserve">{{ item.date_obtained if item.date_obtained else '' }}</w:t>
             </w:r>
           </w:p>
           <w:p>
@@ -943,7 +943,7 @@
                 <w:i/>
                 <w:iCs/>
               </w:rPr>
-              <w:t xml:space="preserve">{% if item.issuer %}{{ item.issuer }}{% endif %}</w:t>
+              <w:t xml:space="preserve">{{ item.issuer if item.issuer else '' }}</w:t>
             </w:r>
           </w:p>
           <w:p>
@@ -957,7 +957,7 @@
                 <w:szCs w:val="20"/>
                 <w:color w:val="1A1A1A"/>
               </w:rPr>
-              <w:t xml:space="preserve">{%p endfor %}</w:t>
+              <w:t xml:space="preserve">{% endfor %}</w:t>
             </w:r>
           </w:p>
           <w:p>
@@ -971,7 +971,7 @@
                 <w:szCs w:val="20"/>
                 <w:color w:val="1A1A1A"/>
               </w:rPr>
-              <w:t xml:space="preserve">{%p endif %}</w:t>
+              <w:t xml:space="preserve">{% endif %}</w:t>
             </w:r>
           </w:p>
         </w:tc>

--- a/server/app/static/templates/modern.docx
+++ b/server/app/static/templates/modern.docx
@@ -48,7 +48,7 @@
           </w:tcPr>
           <w:p>
             <w:pPr>
-              <w:spacing w:before="0" w:after="20" w:line="240" w:lineRule="auto"/>
+              <w:spacing w:before="0" w:after="0" w:line="240" w:lineRule="auto"/>
             </w:pPr>
             <w:r>
               <w:rPr>
@@ -237,7 +237,7 @@
           </w:p>
           <w:p>
             <w:pPr>
-              <w:spacing w:before="20" w:after="4" w:line="280" w:lineRule="auto"/>
+              <w:spacing w:before="0" w:after="0" w:line="280" w:lineRule="auto"/>
             </w:pPr>
             <w:r>
               <w:rPr>
@@ -253,7 +253,7 @@
           </w:p>
           <w:p>
             <w:pPr>
-              <w:spacing w:before="0" w:after="16" w:line="280" w:lineRule="auto"/>
+              <w:spacing w:before="0" w:after="0" w:line="280" w:lineRule="auto"/>
             </w:pPr>
             <w:r>
               <w:rPr>
@@ -317,7 +317,7 @@
           </w:p>
           <w:p>
             <w:pPr>
-              <w:spacing w:before="50" w:after="50" w:line="240" w:lineRule="auto"/>
+              <w:spacing w:before="0" w:after="0" w:line="240" w:lineRule="auto"/>
             </w:pPr>
             <w:r>
               <w:rPr>
@@ -362,7 +362,7 @@
           </w:p>
           <w:p>
             <w:pPr>
-              <w:spacing w:before="120" w:after="0" w:line="240" w:lineRule="auto"/>
+              <w:spacing w:before="0" w:after="0" w:line="240" w:lineRule="auto"/>
             </w:pPr>
             <w:r>
               <w:rPr>
@@ -437,7 +437,7 @@
           </w:p>
           <w:p>
             <w:pPr>
-              <w:spacing w:before="0" w:after="20" w:line="240" w:lineRule="auto"/>
+              <w:spacing w:before="0" w:after="0" w:line="240" w:lineRule="auto"/>
             </w:pPr>
             <w:r>
               <w:rPr>
@@ -583,7 +583,7 @@
           </w:p>
           <w:p>
             <w:pPr>
-              <w:spacing w:before="120" w:after="0" w:line="240" w:lineRule="auto"/>
+              <w:spacing w:before="0" w:after="0" w:line="240" w:lineRule="auto"/>
             </w:pPr>
             <w:r>
               <w:rPr>
@@ -633,7 +633,7 @@
           </w:p>
           <w:p>
             <w:pPr>
-              <w:spacing w:before="0" w:after="20" w:line="240" w:lineRule="auto"/>
+              <w:spacing w:before="0" w:after="0" w:line="240" w:lineRule="auto"/>
             </w:pPr>
             <w:r>
               <w:rPr>
@@ -722,7 +722,7 @@
           </w:p>
           <w:p>
             <w:pPr>
-              <w:spacing w:before="120" w:after="0" w:line="240" w:lineRule="auto"/>
+              <w:spacing w:before="0" w:after="0" w:line="240" w:lineRule="auto"/>
             </w:pPr>
             <w:r>
               <w:rPr>
@@ -932,7 +932,7 @@
           </w:p>
           <w:p>
             <w:pPr>
-              <w:spacing w:before="0" w:after="40" w:line="240" w:lineRule="auto"/>
+              <w:spacing w:before="0" w:after="0" w:line="240" w:lineRule="auto"/>
             </w:pPr>
             <w:r>
               <w:rPr>
@@ -979,7 +979,7 @@
     </w:tbl>
     <w:sectPr>
       <w:pgSz w:w="12240" w:h="15840"/>
-      <w:pgMar w:top="0" w:right="720" w:bottom="720" w:left="0" w:header="0" w:footer="0" w:gutter="0"/>
+      <w:pgMar w:top="0" w:right="720" w:bottom="720" w:left="57" w:header="0" w:footer="0" w:gutter="0"/>
     </w:sectPr>
   </w:body>
 </w:document>

--- a/server/app/static/templates/modern.docx
+++ b/server/app/static/templates/modern.docx
@@ -767,7 +767,7 @@
                 <w:szCs w:val="18"/>
                 <w:color w:val="5F6368"/>
               </w:rPr>
-              <w:t xml:space="preserve">{{ item.date_obtained if item.date_obtained else '' }}</w:t>
+              <w:t xml:space="preserve">{{ item.date_text if item.date_text else '' }}</w:t>
             </w:r>
           </w:p>
           <w:p>
@@ -927,7 +927,7 @@
                 <w:szCs w:val="18"/>
                 <w:color w:val="5F6368"/>
               </w:rPr>
-              <w:t xml:space="preserve">{{ item.date_obtained if item.date_obtained else '' }}</w:t>
+              <w:t xml:space="preserve">{{ item.date_text if item.date_text else '' }}</w:t>
             </w:r>
           </w:p>
           <w:p>

--- a/server/app/static/templates/modern.docx
+++ b/server/app/static/templates/modern.docx
@@ -232,7 +232,7 @@
                 <w:szCs w:val="20"/>
                 <w:color w:val="1A1A1A"/>
               </w:rPr>
-              <w:t xml:space="preserve">{% for cat in skills %}</w:t>
+              <w:t xml:space="preserve">{%p for cat in skills %}</w:t>
             </w:r>
           </w:p>
           <w:p>
@@ -276,7 +276,7 @@
                 <w:szCs w:val="20"/>
                 <w:color w:val="1A1A1A"/>
               </w:rPr>
-              <w:t xml:space="preserve">{% endfor %}</w:t>
+              <w:t xml:space="preserve">{%p endfor %}</w:t>
             </w:r>
           </w:p>
         </w:tc>
@@ -357,7 +357,7 @@
                 <w:szCs w:val="20"/>
                 <w:color w:val="1A1A1A"/>
               </w:rPr>
-              <w:t xml:space="preserve">{% for item in experience %}</w:t>
+              <w:t xml:space="preserve">{%p for item in experience %}</w:t>
             </w:r>
           </w:p>
           <w:p>
@@ -480,7 +480,7 @@
                 <w:szCs w:val="20"/>
                 <w:color w:val="1A1A1A"/>
               </w:rPr>
-              <w:t xml:space="preserve">{% for bullet in item.bullets %}</w:t>
+              <w:t xml:space="preserve">{%p for bullet in item.bullets %}</w:t>
             </w:r>
           </w:p>
           <w:p>
@@ -519,7 +519,7 @@
                 <w:szCs w:val="20"/>
                 <w:color w:val="1A1A1A"/>
               </w:rPr>
-              <w:t xml:space="preserve">{% endfor %}</w:t>
+              <w:t xml:space="preserve">{%p endfor %}</w:t>
             </w:r>
           </w:p>
           <w:p>
@@ -533,7 +533,7 @@
                 <w:szCs w:val="20"/>
                 <w:color w:val="1A1A1A"/>
               </w:rPr>
-              <w:t xml:space="preserve">{% endfor %}</w:t>
+              <w:t xml:space="preserve">{%p endfor %}</w:t>
             </w:r>
           </w:p>
           <w:p>
@@ -547,7 +547,7 @@
                 <w:szCs w:val="20"/>
                 <w:color w:val="1A1A1A"/>
               </w:rPr>
-              <w:t xml:space="preserve">{% if education %}</w:t>
+              <w:t xml:space="preserve">{%p if education %}</w:t>
             </w:r>
           </w:p>
           <w:p>
@@ -578,7 +578,7 @@
                 <w:szCs w:val="20"/>
                 <w:color w:val="1A1A1A"/>
               </w:rPr>
-              <w:t xml:space="preserve">{% for item in education %}</w:t>
+              <w:t xml:space="preserve">{%p for item in education %}</w:t>
             </w:r>
           </w:p>
           <w:p>
@@ -658,7 +658,7 @@
                 <w:szCs w:val="20"/>
                 <w:color w:val="1A1A1A"/>
               </w:rPr>
-              <w:t xml:space="preserve">{% endfor %}</w:t>
+              <w:t xml:space="preserve">{%p endfor %}</w:t>
             </w:r>
           </w:p>
           <w:p>
@@ -672,7 +672,7 @@
                 <w:szCs w:val="20"/>
                 <w:color w:val="1A1A1A"/>
               </w:rPr>
-              <w:t xml:space="preserve">{% endif %}</w:t>
+              <w:t xml:space="preserve">{%p endif %}</w:t>
             </w:r>
           </w:p>
           <w:p>
@@ -686,7 +686,7 @@
                 <w:szCs w:val="20"/>
                 <w:color w:val="1A1A1A"/>
               </w:rPr>
-              <w:t xml:space="preserve">{% if projects %}</w:t>
+              <w:t xml:space="preserve">{%p if projects %}</w:t>
             </w:r>
           </w:p>
           <w:p>
@@ -717,7 +717,7 @@
                 <w:szCs w:val="20"/>
                 <w:color w:val="1A1A1A"/>
               </w:rPr>
-              <w:t xml:space="preserve">{% for item in projects %}</w:t>
+              <w:t xml:space="preserve">{%p for item in projects %}</w:t>
             </w:r>
           </w:p>
           <w:p>
@@ -781,7 +781,7 @@
                 <w:szCs w:val="20"/>
                 <w:color w:val="1A1A1A"/>
               </w:rPr>
-              <w:t xml:space="preserve">{% for bullet in item.bullets %}</w:t>
+              <w:t xml:space="preserve">{%p for bullet in item.bullets %}</w:t>
             </w:r>
           </w:p>
           <w:p>
@@ -820,7 +820,7 @@
                 <w:szCs w:val="20"/>
                 <w:color w:val="1A1A1A"/>
               </w:rPr>
-              <w:t xml:space="preserve">{% endfor %}</w:t>
+              <w:t xml:space="preserve">{%p endfor %}</w:t>
             </w:r>
           </w:p>
           <w:p>
@@ -834,7 +834,7 @@
                 <w:szCs w:val="20"/>
                 <w:color w:val="1A1A1A"/>
               </w:rPr>
-              <w:t xml:space="preserve">{% endfor %}</w:t>
+              <w:t xml:space="preserve">{%p endfor %}</w:t>
             </w:r>
           </w:p>
           <w:p>
@@ -848,7 +848,7 @@
                 <w:szCs w:val="20"/>
                 <w:color w:val="1A1A1A"/>
               </w:rPr>
-              <w:t xml:space="preserve">{% endif %}</w:t>
+              <w:t xml:space="preserve">{%p endif %}</w:t>
             </w:r>
           </w:p>
           <w:p>
@@ -862,7 +862,7 @@
                 <w:szCs w:val="20"/>
                 <w:color w:val="1A1A1A"/>
               </w:rPr>
-              <w:t xml:space="preserve">{% if certifications %}</w:t>
+              <w:t xml:space="preserve">{%p if certifications %}</w:t>
             </w:r>
           </w:p>
           <w:p>
@@ -893,7 +893,7 @@
                 <w:szCs w:val="20"/>
                 <w:color w:val="1A1A1A"/>
               </w:rPr>
-              <w:t xml:space="preserve">{% for item in certifications %}</w:t>
+              <w:t xml:space="preserve">{%p for item in certifications %}</w:t>
             </w:r>
           </w:p>
           <w:p>
@@ -957,7 +957,7 @@
                 <w:szCs w:val="20"/>
                 <w:color w:val="1A1A1A"/>
               </w:rPr>
-              <w:t xml:space="preserve">{% endfor %}</w:t>
+              <w:t xml:space="preserve">{%p endfor %}</w:t>
             </w:r>
           </w:p>
           <w:p>
@@ -971,7 +971,7 @@
                 <w:szCs w:val="20"/>
                 <w:color w:val="1A1A1A"/>
               </w:rPr>
-              <w:t xml:space="preserve">{% endif %}</w:t>
+              <w:t xml:space="preserve">{%p endif %}</w:t>
             </w:r>
           </w:p>
         </w:tc>

--- a/server/app/static/templates/modern.docx
+++ b/server/app/static/templates/modern.docx
@@ -362,7 +362,7 @@
           </w:p>
           <w:p>
             <w:pPr>
-              <w:spacing w:before="0" w:after="0" w:line="240" w:lineRule="auto"/>
+              <w:spacing w:before="120" w:after="0" w:line="240" w:lineRule="auto"/>
             </w:pPr>
             <w:r>
               <w:rPr>

--- a/server/app/static/templates/modern.docx
+++ b/server/app/static/templates/modern.docx
@@ -223,7 +223,7 @@
           </w:p>
           <w:p>
             <w:pPr>
-              <w:spacing w:before="0" w:after="0" w:line="320" w:lineRule="auto"/>
+              <w:spacing w:before="0" w:after="0" w:line="240" w:lineRule="auto"/>
             </w:pPr>
             <w:r>
               <w:rPr>
@@ -267,7 +267,7 @@
           </w:p>
           <w:p>
             <w:pPr>
-              <w:spacing w:before="0" w:after="0" w:line="320" w:lineRule="auto"/>
+              <w:spacing w:before="0" w:after="0" w:line="240" w:lineRule="auto"/>
             </w:pPr>
             <w:r>
               <w:rPr>
@@ -440,33 +440,23 @@
               <w:spacing w:before="0" w:after="0" w:line="240" w:lineRule="auto"/>
             </w:pPr>
             <w:r>
-              <w:rPr>
-                <w:rFonts w:ascii="Calibri" w:hAnsi="Calibri" w:cs="Calibri"/>
-                <w:sz w:val="20"/>
-                <w:szCs w:val="20"/>
-                <w:color w:val="1A1A1A"/>
-              </w:rPr>
-              <w:t xml:space="preserve">{% if item.context %}</w:t>
+              <w:t>{%p if item.context %}</w:t>
             </w:r>
+          </w:p>
+          <w:p>
+            <w:pPr>
+              <w:spacing w:before="0" w:after="0" w:line="240" w:lineRule="auto"/>
+            </w:pPr>
             <w:r>
-              <w:rPr>
-                <w:rFonts w:ascii="Calibri" w:hAnsi="Calibri" w:cs="Calibri"/>
-                <w:sz w:val="18"/>
-                <w:szCs w:val="18"/>
-                <w:color w:val="909090"/>
-                <w:i/>
-                <w:iCs/>
-              </w:rPr>
-              <w:t xml:space="preserve">{{ item.context }}</w:t>
+              <w:t>{{ item.context }}</w:t>
             </w:r>
+          </w:p>
+          <w:p>
+            <w:pPr>
+              <w:spacing w:before="0" w:after="0" w:line="240" w:lineRule="auto"/>
+            </w:pPr>
             <w:r>
-              <w:rPr>
-                <w:rFonts w:ascii="Calibri" w:hAnsi="Calibri" w:cs="Calibri"/>
-                <w:sz w:val="20"/>
-                <w:szCs w:val="20"/>
-                <w:color w:val="1A1A1A"/>
-              </w:rPr>
-              <w:t xml:space="preserve">{% endif %}</w:t>
+              <w:t>{%p endif %}</w:t>
             </w:r>
           </w:p>
           <w:p>

--- a/server/app/static/templates/modern.docx
+++ b/server/app/static/templates/modern.docx
@@ -448,6 +448,12 @@
               <w:spacing w:before="0" w:after="0" w:line="240" w:lineRule="auto"/>
             </w:pPr>
             <w:r>
+              <w:rPr>
+                <w:i/>
+                <w:color w:val="909090"/>
+                <w:sz w:val="18"/>
+                <w:szCs w:val="18"/>
+              </w:rPr>
               <w:t>{{ item.context }}</w:t>
             </w:r>
           </w:p>

--- a/server/app/static/templates/modern.docx
+++ b/server/app/static/templates/modern.docx
@@ -300,7 +300,7 @@
           </w:tcPr>
           <w:p>
             <w:pPr>
-              <w:spacing w:before="140" w:after="60" w:line="240" w:lineRule="auto"/>
+              <w:spacing w:before="240" w:after="0" w:line="240" w:lineRule="auto"/>
               <w:shd w:val="clear" w:color="auto" w:fill="0F7B6C"/>
             </w:pPr>
             <w:r>
@@ -331,7 +331,7 @@
           </w:p>
           <w:p>
             <w:pPr>
-              <w:spacing w:before="140" w:after="60" w:line="240" w:lineRule="auto"/>
+              <w:spacing w:before="240" w:after="0" w:line="240" w:lineRule="auto"/>
               <w:shd w:val="clear" w:color="auto" w:fill="0F7B6C"/>
             </w:pPr>
             <w:r>
@@ -362,7 +362,7 @@
           </w:p>
           <w:p>
             <w:pPr>
-              <w:spacing w:before="120" w:after="0" w:line="240" w:lineRule="auto"/>
+              <w:spacing w:before="240" w:after="0" w:line="240" w:lineRule="auto"/>
             </w:pPr>
             <w:r>
               <w:rPr>
@@ -412,7 +412,7 @@
           </w:p>
           <w:p>
             <w:pPr>
-              <w:spacing w:before="0" w:after="20" w:line="240" w:lineRule="auto"/>
+              <w:spacing w:before="240" w:after="0" w:line="240" w:lineRule="auto"/>
             </w:pPr>
             <w:r>
               <w:rPr>
@@ -481,7 +481,7 @@
           </w:p>
           <w:p>
             <w:pPr>
-              <w:spacing w:before="28" w:after="28" w:line="240" w:lineRule="auto"/>
+              <w:spacing w:before="240" w:after="0" w:line="240" w:lineRule="auto"/>
               <w:contextualSpacing/>
               <w:ind w:left="320" w:hanging="220"/>
             </w:pPr>
@@ -548,7 +548,7 @@
           </w:p>
           <w:p>
             <w:pPr>
-              <w:spacing w:before="140" w:after="60" w:line="240" w:lineRule="auto"/>
+              <w:spacing w:before="240" w:after="0" w:line="240" w:lineRule="auto"/>
               <w:shd w:val="clear" w:color="auto" w:fill="0F7B6C"/>
             </w:pPr>
             <w:r>
@@ -687,7 +687,7 @@
           </w:p>
           <w:p>
             <w:pPr>
-              <w:spacing w:before="140" w:after="60" w:line="240" w:lineRule="auto"/>
+              <w:spacing w:before="240" w:after="0" w:line="240" w:lineRule="auto"/>
               <w:shd w:val="clear" w:color="auto" w:fill="0F7B6C"/>
             </w:pPr>
             <w:r>
@@ -782,7 +782,7 @@
           </w:p>
           <w:p>
             <w:pPr>
-              <w:spacing w:before="28" w:after="28" w:line="240" w:lineRule="auto"/>
+              <w:spacing w:before="240" w:after="0" w:line="240" w:lineRule="auto"/>
               <w:contextualSpacing/>
               <w:ind w:left="320" w:hanging="220"/>
             </w:pPr>
@@ -863,7 +863,7 @@
           </w:p>
           <w:p>
             <w:pPr>
-              <w:spacing w:before="140" w:after="60" w:line="240" w:lineRule="auto"/>
+              <w:spacing w:before="240" w:after="0" w:line="240" w:lineRule="auto"/>
               <w:shd w:val="clear" w:color="auto" w:fill="0F7B6C"/>
             </w:pPr>
             <w:r>
@@ -894,7 +894,7 @@
           </w:p>
           <w:p>
             <w:pPr>
-              <w:spacing w:before="80" w:after="0" w:line="240" w:lineRule="auto"/>
+              <w:spacing w:before="240" w:after="0" w:line="240" w:lineRule="auto"/>
               <w:tabs>
                 <w:tab w:val="right" w:pos="7800"/>
               </w:tabs>
